--- a/word_reports/LP_0242_위치_178_Michel Polnareff_Michel P.docx
+++ b/word_reports/LP_0242_위치_178_Michel Polnareff_Michel P.docx
@@ -4,7 +4,7 @@
   <w:body>
     <w:p>
       <w:pPr>
-        <w:spacing w:after="280"/>
+        <w:spacing w:after="80"/>
       </w:pPr>
       <w:r>
         <w:rPr w:rFonts="맑은 고딕">
@@ -13,94 +13,47 @@
           <w:color w:val="1E3A8A"/>
           <w:sz w:val="30"/>
         </w:rPr>
-        <w:t>[178] Michel Polnareff - Michel Polnareff Vol. 2</w:t>
+        <w:t>Michel Polnareff (미셸 폴나레프) - Michel Polnareff Vol. 2</w:t>
       </w:r>
     </w:p>
     <w:p>
       <w:pPr>
-        <w:spacing w:after="320"/>
+        <w:spacing w:after="240"/>
       </w:pPr>
       <w:r>
         <w:rPr w:rFonts="맑은 고딕">
           <w:rFonts w:ascii="맑은 고딕" w:hAnsi="맑은 고딕" w:eastAsia="맑은 고딕"/>
           <w:b/>
-          <w:sz w:val="20"/>
+          <w:color w:val="4B5563"/>
+          <w:sz w:val="22"/>
         </w:rPr>
-        <w:t>■ 위치 : 178</w:t>
-        <w:br/>
-      </w:r>
-      <w:r>
-        <w:rPr w:rFonts="맑은 고딕">
-          <w:rFonts w:ascii="맑은 고딕" w:hAnsi="맑은 고딕" w:eastAsia="맑은 고딕"/>
-          <w:b/>
-          <w:sz w:val="20"/>
-        </w:rPr>
-        <w:t>■ 아티스트 : Michel Polnareff</w:t>
-        <w:br/>
-      </w:r>
-      <w:r>
-        <w:rPr w:rFonts="맑은 고딕">
-          <w:rFonts w:ascii="맑은 고딕" w:hAnsi="맑은 고딕" w:eastAsia="맑은 고딕"/>
-          <w:b/>
-          <w:sz w:val="20"/>
-        </w:rPr>
-        <w:t>■ 앨범명 : Michel Polnareff Vol. 2</w:t>
-        <w:br/>
-      </w:r>
-      <w:r>
-        <w:rPr w:rFonts="맑은 고딕">
-          <w:rFonts w:ascii="맑은 고딕" w:hAnsi="맑은 고딕" w:eastAsia="맑은 고딕"/>
-          <w:b w:val="0"/>
-          <w:sz w:val="20"/>
-        </w:rPr>
-        <w:t>■ 음반 레이블 : Disc'AZ</w:t>
-        <w:br/>
-      </w:r>
-      <w:r>
-        <w:rPr w:rFonts="맑은 고딕">
-          <w:rFonts w:ascii="맑은 고딕" w:hAnsi="맑은 고딕" w:eastAsia="맑은 고딕"/>
-          <w:b w:val="0"/>
-          <w:sz w:val="20"/>
-        </w:rPr>
-        <w:t>■ 발매년도 : 1968</w:t>
-        <w:br/>
-      </w:r>
-      <w:r>
-        <w:rPr w:rFonts="맑은 고딕">
-          <w:rFonts w:ascii="맑은 고딕" w:hAnsi="맑은 고딕" w:eastAsia="맑은 고딕"/>
-          <w:b w:val="0"/>
-          <w:sz w:val="20"/>
-        </w:rPr>
-        <w:t>■ 장르 : 프렌치 팝 (French Pop), 바록 팝 (Baroque Pop), 샹송 (Chanson), 사이키델릭 팝 (Psychedelic Pop)</w:t>
-        <w:br/>
-      </w:r>
-      <w:r>
-        <w:rPr w:rFonts="맑은 고딕">
-          <w:rFonts w:ascii="맑은 고딕" w:hAnsi="맑은 고딕" w:eastAsia="맑은 고딕"/>
-          <w:b w:val="0"/>
-          <w:sz w:val="20"/>
-        </w:rPr>
-        <w:t>■ 주요 수록곡 : 1. Le Bal des Laze</w:t>
-        <w:br/>
+        <w:t>위치 :  178</w:t>
       </w:r>
     </w:p>
     <w:p>
       <w:pPr>
-        <w:spacing w:after="160"/>
+        <w:spacing w:line="324" w:lineRule="auto" w:before="80" w:after="160"/>
       </w:pPr>
       <w:r>
         <w:rPr w:rFonts="맑은 고딕">
           <w:rFonts w:ascii="맑은 고딕" w:hAnsi="맑은 고딕" w:eastAsia="맑은 고딕"/>
           <w:b/>
           <w:color w:val="1F2937"/>
-          <w:sz w:val="24"/>
+          <w:sz w:val="22"/>
         </w:rPr>
-        <w:t>■ 음반 해설 및 감상 가이드</w:t>
+        <w:t xml:space="preserve">[음반 소개] </w:t>
+      </w:r>
+      <w:r>
+        <w:rPr w:rFonts="맑은 고딕">
+          <w:rFonts w:ascii="맑은 고딕" w:hAnsi="맑은 고딕" w:eastAsia="맑은 고딕"/>
+          <w:b w:val="0"/>
+          <w:sz w:val="21"/>
+        </w:rPr>
       </w:r>
     </w:p>
     <w:p>
       <w:pPr>
-        <w:spacing w:line="312" w:lineRule="auto" w:after="120"/>
+        <w:spacing w:line="324" w:lineRule="auto" w:after="120"/>
       </w:pPr>
       <w:r>
         <w:rPr w:rFonts="맑은 고딕">
@@ -108,51 +61,516 @@
           <w:b w:val="0"/>
           <w:sz w:val="21"/>
         </w:rPr>
-        <w:t>1960년대 후반 프렌치 팝의 패러다임을 바꾼 천재 싱어송라이터 미셸 폴나레프(Michel Polnareff)의 두 번째 정규 음반 *Michel Polnareff Vol. 2*(일명 *Le Bal des Laze*)는 유럽 대중음악사에 굵직한 족적을 남긴 명반입니다. 1968년 격동의 프랑스 문화적 변혁기에 발표된 이 앨범은 전작의 성공을 넘어, 전통적인 프랑스 샹송의 틀을 깨뜨리고 영국과 미국의 전위적인 팝/록 사운드를 우아하게 수용한 작품으로 평가받습니다.</w:t>
+        <w:t>프랑스 대중음악의 지형도를 바꾼 천재적인 음유시인 미셸 폴나레프의 예술적 만개를 알리는 1968년 역작입니다. 클래식 음악의 엄격한 조형미와 60년대 사이키델릭 팝의 파격적인 실험성이 완벽한 서정의 균형을 이루며, 프렌치 팝이 도달할 수 있는 가장 우아하고도 처연한 미학을 선보입니다. 세밀하게 조율된 오케스트레이션과 폴나레프 특유의 투명하고도 유려한 미성이 어우러져, 듣는 이를 단숨에 낭만과 비극이 공존하는 환상적인 고전의 세계로 인도합니다. 반세기가 지난 오늘날에도 이 음반이 뿜어내는 기품과 선구자적 전율은 여전히 푸른 불꽃처럼 영롱하게 타오르고 있습니다.</w:t>
       </w:r>
     </w:p>
     <w:p>
       <w:pPr>
-        <w:spacing w:line="312" w:lineRule="auto" w:after="120"/>
+        <w:spacing w:line="324" w:lineRule="auto" w:before="200" w:after="80"/>
       </w:pPr>
+      <w:r>
+        <w:rPr w:rFonts="맑은 고딕">
+          <w:rFonts w:ascii="맑은 고딕" w:hAnsi="맑은 고딕" w:eastAsia="맑은 고딕"/>
+          <w:b/>
+          <w:color w:val="1E3A8A"/>
+          <w:sz w:val="24"/>
+        </w:rPr>
+        <w:t>1. 음반 데이터</w:t>
+      </w:r>
+    </w:p>
+    <w:p>
+      <w:pPr>
+        <w:spacing w:line="324" w:lineRule="auto" w:after="80"/>
+      </w:pPr>
+      <w:r>
+        <w:rPr w:rFonts="맑은 고딕">
+          <w:rFonts w:ascii="맑은 고딕" w:hAnsi="맑은 고딕" w:eastAsia="맑은 고딕"/>
+          <w:b w:val="0"/>
+          <w:color w:val="6B7280"/>
+          <w:sz w:val="21"/>
+        </w:rPr>
+        <w:t xml:space="preserve">· </w:t>
+      </w:r>
+      <w:r>
+        <w:rPr w:rFonts="맑은 고딕">
+          <w:rFonts w:ascii="맑은 고딕" w:hAnsi="맑은 고딕" w:eastAsia="맑은 고딕"/>
+          <w:b/>
+          <w:color w:val="1F2937"/>
+          <w:sz w:val="21"/>
+        </w:rPr>
+        <w:t xml:space="preserve">앨범명: </w:t>
+      </w:r>
       <w:r>
         <w:rPr w:rFonts="맑은 고딕">
           <w:rFonts w:ascii="맑은 고딕" w:hAnsi="맑은 고딕" w:eastAsia="맑은 고딕"/>
           <w:b w:val="0"/>
           <w:sz w:val="21"/>
         </w:rPr>
-        <w:t>본 음반의 가장 큰 음악적 가치는 정교한 바록 팝(Baroque Pop)과 사이키델릭 요소의 과감한 결합에 있습니다. 클래식 음악 교육을 받은 폴나레프는 파이프 오르간과 웅장한 스트링 오케스트라, 현대적인 록 밴드 세션을 기교 있게 융합하여 입체적이고 신비로운 사운드스케이프를 완성했습니다. 여기에 그만의 전매특허인 미성과 가성을 넘나드는 섬세하고도 폭발적인 보컬 테크닉이 더해져 음악적 서사성을 극대화합니다.</w:t>
+        <w:t>Michel Polnareff Vol. 2</w:t>
       </w:r>
     </w:p>
     <w:p>
       <w:pPr>
-        <w:spacing w:line="312" w:lineRule="auto" w:after="120"/>
+        <w:spacing w:line="324" w:lineRule="auto" w:after="80"/>
       </w:pPr>
+      <w:r>
+        <w:rPr w:rFonts="맑은 고딕">
+          <w:rFonts w:ascii="맑은 고딕" w:hAnsi="맑은 고딕" w:eastAsia="맑은 고딕"/>
+          <w:b w:val="0"/>
+          <w:color w:val="6B7280"/>
+          <w:sz w:val="21"/>
+        </w:rPr>
+        <w:t xml:space="preserve">· </w:t>
+      </w:r>
+      <w:r>
+        <w:rPr w:rFonts="맑은 고딕">
+          <w:rFonts w:ascii="맑은 고딕" w:hAnsi="맑은 고딕" w:eastAsia="맑은 고딕"/>
+          <w:b/>
+          <w:color w:val="1F2937"/>
+          <w:sz w:val="21"/>
+        </w:rPr>
+        <w:t xml:space="preserve">아티스트: </w:t>
+      </w:r>
       <w:r>
         <w:rPr w:rFonts="맑은 고딕">
           <w:rFonts w:ascii="맑은 고딕" w:hAnsi="맑은 고딕" w:eastAsia="맑은 고딕"/>
           <w:b w:val="0"/>
           <w:sz w:val="21"/>
         </w:rPr>
-        <w:t>앨범의 포문을 열고 전체의 분위기를 지배하는 대표곡 「Le Bal des Laze」는 프렌치 팝 역사상 가장 위대한 상징적 트랙 중 하나입니다. 파이프 오르간의 장엄한 도입부와 비극적인 사랑을 노래하는 폴나레프의 스펙터클한 가성은 한 편의 고전 비극을 감상하는 듯한 깊은 감동을 줍니다. 아울러 경쾌하고 위트 넘치는 「Y'a qu'un cheveu」와 우울하지만 매혹적인 멜로디가 빛나는 「Jour après jour」 등은 아티스트의 폭넓은 음악적 스펙트럼과 창의성을 여실히 보여줍니다.</w:t>
+        <w:t>Michel Polnareff (미셸 폴나레프)</w:t>
       </w:r>
     </w:p>
     <w:p>
       <w:pPr>
-        <w:spacing w:line="312" w:lineRule="auto" w:after="120"/>
+        <w:spacing w:line="324" w:lineRule="auto" w:after="80"/>
       </w:pPr>
+      <w:r>
+        <w:rPr w:rFonts="맑은 고딕">
+          <w:rFonts w:ascii="맑은 고딕" w:hAnsi="맑은 고딕" w:eastAsia="맑은 고딕"/>
+          <w:b w:val="0"/>
+          <w:color w:val="6B7280"/>
+          <w:sz w:val="21"/>
+        </w:rPr>
+        <w:t xml:space="preserve">· </w:t>
+      </w:r>
+      <w:r>
+        <w:rPr w:rFonts="맑은 고딕">
+          <w:rFonts w:ascii="맑은 고딕" w:hAnsi="맑은 고딕" w:eastAsia="맑은 고딕"/>
+          <w:b/>
+          <w:color w:val="1F2937"/>
+          <w:sz w:val="21"/>
+        </w:rPr>
+        <w:t xml:space="preserve">발매 정보: </w:t>
+      </w:r>
       <w:r>
         <w:rPr w:rFonts="맑은 고딕">
           <w:rFonts w:ascii="맑은 고딕" w:hAnsi="맑은 고딕" w:eastAsia="맑은 고딕"/>
           <w:b w:val="0"/>
           <w:sz w:val="21"/>
         </w:rPr>
-        <w:t>*Michel Polnareff Vol. 2*는 단순히 지나간 시절의 팝 음반에 머물지 않고, 시대를 앞서간 한 예술가의 대담한 미학적 도전이 담긴 유산입니다. LP의 아날로그 음골을 통해 전해지는 풍성한 챔버 오케스트레이션과 폴나레프의 유려한 목소리는 현대의 감상자들에게도 여전히 우아하고 압도적인 감동을 선사합니다.</w:t>
+        <w:t>1968년 프랑스 디스크 아젤(Disc'AZ) 레이블을 통해 발표되었으며, 그의 대표 걸작인 &lt;Le Bal des Laze&gt;를 주축으로 구성되어 프렌치 팝의 경계를 확장한 기념비적 정규 2집 앨범입니다.</w:t>
+      </w:r>
+    </w:p>
+    <w:p>
+      <w:pPr>
+        <w:spacing w:line="324" w:lineRule="auto" w:after="80"/>
+      </w:pPr>
+      <w:r>
+        <w:rPr w:rFonts="맑은 고딕">
+          <w:rFonts w:ascii="맑은 고딕" w:hAnsi="맑은 고딕" w:eastAsia="맑은 고딕"/>
+          <w:b w:val="0"/>
+          <w:color w:val="6B7280"/>
+          <w:sz w:val="21"/>
+        </w:rPr>
+        <w:t xml:space="preserve">· </w:t>
+      </w:r>
+      <w:r>
+        <w:rPr w:rFonts="맑은 고딕">
+          <w:rFonts w:ascii="맑은 고딕" w:hAnsi="맑은 고딕" w:eastAsia="맑은 고딕"/>
+          <w:b/>
+          <w:color w:val="1F2937"/>
+          <w:sz w:val="21"/>
+        </w:rPr>
+        <w:t xml:space="preserve">LP 인기도(판매량): </w:t>
+      </w:r>
+      <w:r>
+        <w:rPr w:rFonts="맑은 고딕">
+          <w:rFonts w:ascii="맑은 고딕" w:hAnsi="맑은 고딕" w:eastAsia="맑은 고딕"/>
+          <w:b w:val="0"/>
+          <w:sz w:val="21"/>
+        </w:rPr>
+        <w:t>발매 직후 프랑스를 비롯한 유럽 전역의 음반 차트 최상위권에 오르며 상업적 대성공을 거두었고, 특히 타이틀곡은 골드 레코드 이상의 파급력을 기록하며 그를 거장의 반열에 올려놓았습니다.</w:t>
+      </w:r>
+    </w:p>
+    <w:p>
+      <w:pPr>
+        <w:spacing w:line="324" w:lineRule="auto" w:after="80"/>
+      </w:pPr>
+      <w:r>
+        <w:rPr w:rFonts="맑은 고딕">
+          <w:rFonts w:ascii="맑은 고딕" w:hAnsi="맑은 고딕" w:eastAsia="맑은 고딕"/>
+          <w:b w:val="0"/>
+          <w:color w:val="6B7280"/>
+          <w:sz w:val="21"/>
+        </w:rPr>
+        <w:t xml:space="preserve">· </w:t>
+      </w:r>
+      <w:r>
+        <w:rPr w:rFonts="맑은 고딕">
+          <w:rFonts w:ascii="맑은 고딕" w:hAnsi="맑은 고딕" w:eastAsia="맑은 고딕"/>
+          <w:b/>
+          <w:color w:val="1F2937"/>
+          <w:sz w:val="21"/>
+        </w:rPr>
+        <w:t xml:space="preserve">각종 수상경력: </w:t>
+      </w:r>
+      <w:r>
+        <w:rPr w:rFonts="맑은 고딕">
+          <w:rFonts w:ascii="맑은 고딕" w:hAnsi="맑은 고딕" w:eastAsia="맑은 고딕"/>
+          <w:b w:val="0"/>
+          <w:sz w:val="21"/>
+        </w:rPr>
+        <w:t>유서 깊은 프랑스 아카데미 샤를 크로(Académie Charles-Cros) 등 유수 평단으로부터 파격적인 작곡 기법과 시적 가사성에 대한 찬사를 한 몸에 받으며 음악적 권위를 공인받았습니다.</w:t>
+      </w:r>
+    </w:p>
+    <w:p>
+      <w:pPr>
+        <w:spacing w:line="324" w:lineRule="auto" w:before="200" w:after="80"/>
+      </w:pPr>
+      <w:r>
+        <w:rPr w:rFonts="맑은 고딕">
+          <w:rFonts w:ascii="맑은 고딕" w:hAnsi="맑은 고딕" w:eastAsia="맑은 고딕"/>
+          <w:b/>
+          <w:color w:val="1E3A8A"/>
+          <w:sz w:val="24"/>
+        </w:rPr>
+        <w:t>2. 아티스트 정보</w:t>
+      </w:r>
+    </w:p>
+    <w:p>
+      <w:pPr>
+        <w:spacing w:line="324" w:lineRule="auto" w:after="80"/>
+      </w:pPr>
+      <w:r>
+        <w:rPr w:rFonts="맑은 고딕">
+          <w:rFonts w:ascii="맑은 고딕" w:hAnsi="맑은 고딕" w:eastAsia="맑은 고딕"/>
+          <w:b w:val="0"/>
+          <w:color w:val="6B7280"/>
+          <w:sz w:val="21"/>
+        </w:rPr>
+        <w:t xml:space="preserve">· </w:t>
+      </w:r>
+      <w:r>
+        <w:rPr w:rFonts="맑은 고딕">
+          <w:rFonts w:ascii="맑은 고딕" w:hAnsi="맑은 고딕" w:eastAsia="맑은 고딕"/>
+          <w:b/>
+          <w:color w:val="1F2937"/>
+          <w:sz w:val="21"/>
+        </w:rPr>
+        <w:t xml:space="preserve">국적: </w:t>
+      </w:r>
+      <w:r>
+        <w:rPr w:rFonts="맑은 고딕">
+          <w:rFonts w:ascii="맑은 고딕" w:hAnsi="맑은 고딕" w:eastAsia="맑은 고딕"/>
+          <w:b w:val="0"/>
+          <w:sz w:val="21"/>
+        </w:rPr>
+        <w:t>프랑스 (France)</w:t>
+      </w:r>
+    </w:p>
+    <w:p>
+      <w:pPr>
+        <w:spacing w:line="324" w:lineRule="auto" w:after="80"/>
+      </w:pPr>
+      <w:r>
+        <w:rPr w:rFonts="맑은 고딕">
+          <w:rFonts w:ascii="맑은 고딕" w:hAnsi="맑은 고딕" w:eastAsia="맑은 고딕"/>
+          <w:b w:val="0"/>
+          <w:color w:val="6B7280"/>
+          <w:sz w:val="21"/>
+        </w:rPr>
+        <w:t xml:space="preserve">· </w:t>
+      </w:r>
+      <w:r>
+        <w:rPr w:rFonts="맑은 고딕">
+          <w:rFonts w:ascii="맑은 고딕" w:hAnsi="맑은 고딕" w:eastAsia="맑은 고딕"/>
+          <w:b/>
+          <w:color w:val="1F2937"/>
+          <w:sz w:val="21"/>
+        </w:rPr>
+        <w:t xml:space="preserve">생몰년도: </w:t>
+      </w:r>
+      <w:r>
+        <w:rPr w:rFonts="맑은 고딕">
+          <w:rFonts w:ascii="맑은 고딕" w:hAnsi="맑은 고딕" w:eastAsia="맑은 고딕"/>
+          <w:b w:val="0"/>
+          <w:sz w:val="21"/>
+        </w:rPr>
+        <w:t>1944년 7월 3일 ~ 현재</w:t>
+      </w:r>
+    </w:p>
+    <w:p>
+      <w:pPr>
+        <w:spacing w:line="324" w:lineRule="auto" w:after="80"/>
+      </w:pPr>
+      <w:r>
+        <w:rPr w:rFonts="맑은 고딕">
+          <w:rFonts w:ascii="맑은 고딕" w:hAnsi="맑은 고딕" w:eastAsia="맑은 고딕"/>
+          <w:b w:val="0"/>
+          <w:color w:val="6B7280"/>
+          <w:sz w:val="21"/>
+        </w:rPr>
+        <w:t xml:space="preserve">· </w:t>
+      </w:r>
+      <w:r>
+        <w:rPr w:rFonts="맑은 고딕">
+          <w:rFonts w:ascii="맑은 고딕" w:hAnsi="맑은 고딕" w:eastAsia="맑은 고딕"/>
+          <w:b/>
+          <w:color w:val="1F2937"/>
+          <w:sz w:val="21"/>
+        </w:rPr>
+        <w:t xml:space="preserve">그룹 소속: </w:t>
+      </w:r>
+      <w:r>
+        <w:rPr w:rFonts="맑은 고딕">
+          <w:rFonts w:ascii="맑은 고딕" w:hAnsi="맑은 고딕" w:eastAsia="맑은 고딕"/>
+          <w:b w:val="0"/>
+          <w:sz w:val="21"/>
+        </w:rPr>
+        <w:t>솔로 (Solo)</w:t>
+      </w:r>
+    </w:p>
+    <w:p>
+      <w:pPr>
+        <w:spacing w:line="324" w:lineRule="auto" w:after="80"/>
+      </w:pPr>
+      <w:r>
+        <w:rPr w:rFonts="맑은 고딕">
+          <w:rFonts w:ascii="맑은 고딕" w:hAnsi="맑은 고딕" w:eastAsia="맑은 고딕"/>
+          <w:b w:val="0"/>
+          <w:color w:val="6B7280"/>
+          <w:sz w:val="21"/>
+        </w:rPr>
+        <w:t xml:space="preserve">· </w:t>
+      </w:r>
+      <w:r>
+        <w:rPr w:rFonts="맑은 고딕">
+          <w:rFonts w:ascii="맑은 고딕" w:hAnsi="맑은 고딕" w:eastAsia="맑은 고딕"/>
+          <w:b/>
+          <w:color w:val="1F2937"/>
+          <w:sz w:val="21"/>
+        </w:rPr>
+        <w:t xml:space="preserve">아티스트 소개: </w:t>
+      </w:r>
+      <w:r>
+        <w:rPr w:rFonts="맑은 고딕">
+          <w:rFonts w:ascii="맑은 고딕" w:hAnsi="맑은 고딕" w:eastAsia="맑은 고딕"/>
+          <w:b w:val="0"/>
+          <w:sz w:val="21"/>
+        </w:rPr>
+        <w:t>클래식 피아니스트로서의 정규 교육을 바탕으로 록, 샹송, 바로크 음악을 독창적으로 융합해 낸 프랑스 대중음악사 최고의 혁신가이자 싱어송라이터입니다. 중성적이면서도 영롱한 보이스와 파격적인 비주얼, 천재적인 멜로디 감각으로 전 세계 음악 애호가들에게 깊은 영감을 안겨준 팝의 거장입니다.</w:t>
+      </w:r>
+    </w:p>
+    <w:p>
+      <w:pPr>
+        <w:spacing w:line="324" w:lineRule="auto" w:before="200" w:after="80"/>
+      </w:pPr>
+      <w:r>
+        <w:rPr w:rFonts="맑은 고딕">
+          <w:rFonts w:ascii="맑은 고딕" w:hAnsi="맑은 고딕" w:eastAsia="맑은 고딕"/>
+          <w:b/>
+          <w:color w:val="1E3A8A"/>
+          <w:sz w:val="24"/>
+        </w:rPr>
+        <w:t>3. 음반 상세 분석</w:t>
+      </w:r>
+    </w:p>
+    <w:p>
+      <w:pPr>
+        <w:spacing w:line="324" w:lineRule="auto" w:after="80"/>
+      </w:pPr>
+      <w:r>
+        <w:rPr w:rFonts="맑은 고딕">
+          <w:rFonts w:ascii="맑은 고딕" w:hAnsi="맑은 고딕" w:eastAsia="맑은 고딕"/>
+          <w:b w:val="0"/>
+          <w:color w:val="6B7280"/>
+          <w:sz w:val="21"/>
+        </w:rPr>
+        <w:t xml:space="preserve">· </w:t>
+      </w:r>
+      <w:r>
+        <w:rPr w:rFonts="맑은 고딕">
+          <w:rFonts w:ascii="맑은 고딕" w:hAnsi="맑은 고딕" w:eastAsia="맑은 고딕"/>
+          <w:b/>
+          <w:color w:val="1F2937"/>
+          <w:sz w:val="21"/>
+        </w:rPr>
+        <w:t xml:space="preserve">역사적 위치: </w:t>
+      </w:r>
+      <w:r>
+        <w:rPr w:rFonts="맑은 고딕">
+          <w:rFonts w:ascii="맑은 고딕" w:hAnsi="맑은 고딕" w:eastAsia="맑은 고딕"/>
+          <w:b w:val="0"/>
+          <w:sz w:val="21"/>
+        </w:rPr>
+        <w:t>단순한 예예(Yé-yé) 풍의 틴에이저 팝을 넘어, 바로크 팝과 사이키델릭 록, 클래식 화성학을 접목해 샹송을 진정한 현대 예술로 승화시킨 음반사적 명반입니다. 오르간과 챔버 앙상블, 전자음이 유기적으로 직조된 사운드는 당대 비틀스나 비치 보이스의 스튜디오 실험에 비견될 만한 높은 완성도를 보여줍니다.</w:t>
+      </w:r>
+    </w:p>
+    <w:p>
+      <w:pPr>
+        <w:spacing w:line="324" w:lineRule="auto" w:after="80"/>
+      </w:pPr>
+      <w:r>
+        <w:rPr w:rFonts="맑은 고딕">
+          <w:rFonts w:ascii="맑은 고딕" w:hAnsi="맑은 고딕" w:eastAsia="맑은 고딕"/>
+          <w:b w:val="0"/>
+          <w:color w:val="6B7280"/>
+          <w:sz w:val="21"/>
+        </w:rPr>
+        <w:t xml:space="preserve">· </w:t>
+      </w:r>
+      <w:r>
+        <w:rPr w:rFonts="맑은 고딕">
+          <w:rFonts w:ascii="맑은 고딕" w:hAnsi="맑은 고딕" w:eastAsia="맑은 고딕"/>
+          <w:b/>
+          <w:color w:val="1F2937"/>
+          <w:sz w:val="21"/>
+        </w:rPr>
+        <w:t xml:space="preserve">시대의 흔적(스토리텔링): </w:t>
+      </w:r>
+      <w:r>
+        <w:rPr w:rFonts="맑은 고딕">
+          <w:rFonts w:ascii="맑은 고딕" w:hAnsi="맑은 고딕" w:eastAsia="맑은 고딕"/>
+          <w:b w:val="0"/>
+          <w:sz w:val="21"/>
+        </w:rPr>
+        <w:t>1968년 5월 혁명 전후의 격동과 방황, 자유와 낭만을 갈망하던 당대 청년들의 복합적인 정서가 이 음반의 선율 속에 짙게 투영되어 있습니다. 귀족적 격식에 대한 저항과 낭만적 비극성이 공존하는 서사는 시대의 불안을 예술적 카타르시스로 승화시킨 젊은 영혼의 초상과도 같습니다.</w:t>
+      </w:r>
+    </w:p>
+    <w:p>
+      <w:pPr>
+        <w:spacing w:line="324" w:lineRule="auto" w:before="200" w:after="80"/>
+      </w:pPr>
+      <w:r>
+        <w:rPr w:rFonts="맑은 고딕">
+          <w:rFonts w:ascii="맑은 고딕" w:hAnsi="맑은 고딕" w:eastAsia="맑은 고딕"/>
+          <w:b/>
+          <w:color w:val="1E3A8A"/>
+          <w:sz w:val="24"/>
+        </w:rPr>
+        <w:t>4. 주요 수록곡 및 감상 제언</w:t>
+      </w:r>
+    </w:p>
+    <w:p>
+      <w:pPr>
+        <w:spacing w:line="324" w:lineRule="auto" w:after="80"/>
+      </w:pPr>
+      <w:r>
+        <w:rPr w:rFonts="맑은 고딕">
+          <w:rFonts w:ascii="맑은 고딕" w:hAnsi="맑은 고딕" w:eastAsia="맑은 고딕"/>
+          <w:b w:val="0"/>
+          <w:color w:val="6B7280"/>
+          <w:sz w:val="21"/>
+        </w:rPr>
+        <w:t xml:space="preserve">· </w:t>
+      </w:r>
+      <w:r>
+        <w:rPr w:rFonts="맑은 고딕">
+          <w:rFonts w:ascii="맑은 고딕" w:hAnsi="맑은 고딕" w:eastAsia="맑은 고딕"/>
+          <w:b/>
+          <w:color w:val="1F2937"/>
+          <w:sz w:val="21"/>
+        </w:rPr>
+        <w:t xml:space="preserve">주요 수록곡 특징: </w:t>
+      </w:r>
+      <w:r>
+        <w:rPr w:rFonts="맑은 고딕">
+          <w:rFonts w:ascii="맑은 고딕" w:hAnsi="맑은 고딕" w:eastAsia="맑은 고딕"/>
+          <w:b w:val="0"/>
+          <w:sz w:val="21"/>
+        </w:rPr>
+        <w:t>장엄한 파이프 오르간과 절절한 비극의 서사가 압도적인 감동을 자아내는 명곡 &lt;Le Bal des Laze&gt;를 필두로, 유려한 멜로디 라인이 애잔하게 흐르는 &lt;Jour après jour&gt;, 경쾌한 리듬 속에 위트와 독창성을 담아낸 &lt;Le roi des fourmis&gt; 등 다채로운 감정의 결을 담아낸 수작들이 즐비합니다.</w:t>
+      </w:r>
+    </w:p>
+    <w:p>
+      <w:pPr>
+        <w:spacing w:line="324" w:lineRule="auto" w:after="80"/>
+      </w:pPr>
+      <w:r>
+        <w:rPr w:rFonts="맑은 고딕">
+          <w:rFonts w:ascii="맑은 고딕" w:hAnsi="맑은 고딕" w:eastAsia="맑은 고딕"/>
+          <w:b w:val="0"/>
+          <w:color w:val="6B7280"/>
+          <w:sz w:val="21"/>
+        </w:rPr>
+        <w:t xml:space="preserve">· </w:t>
+      </w:r>
+      <w:r>
+        <w:rPr w:rFonts="맑은 고딕">
+          <w:rFonts w:ascii="맑은 고딕" w:hAnsi="맑은 고딕" w:eastAsia="맑은 고딕"/>
+          <w:b/>
+          <w:color w:val="1F2937"/>
+          <w:sz w:val="21"/>
+        </w:rPr>
+        <w:t xml:space="preserve">빈티지 감상 제언: </w:t>
+      </w:r>
+      <w:r>
+        <w:rPr w:rFonts="맑은 고딕">
+          <w:rFonts w:ascii="맑은 고딕" w:hAnsi="맑은 고딕" w:eastAsia="맑은 고딕"/>
+          <w:b w:val="0"/>
+          <w:sz w:val="21"/>
+        </w:rPr>
+        <w:t>진공관 앰프의 온기 어린 질감과 턴테이블의 아날로그 바늘을 통해 들을 때, &lt;Le Bal des Laze&gt;의 웅장한 오르간 저역과 폴나레프의 섬세한 가성이 공간을 가득 채우는 입체적인 공명감을 느낄 수 있습니다. 정숙한 환경에서 볼륨을 정중히 올리고, 그루브를 긁는 따뜻한 소릿골의 울림 속에서 60년대 프랑스 스튜디오의 호화로운 공간감을 음미하시길 권합니다.</w:t>
+      </w:r>
+    </w:p>
+    <w:p>
+      <w:pPr>
+        <w:spacing w:line="324" w:lineRule="auto" w:after="80"/>
+      </w:pPr>
+      <w:r>
+        <w:rPr w:rFonts="맑은 고딕">
+          <w:rFonts w:ascii="맑은 고딕" w:hAnsi="맑은 고딕" w:eastAsia="맑은 고딕"/>
+          <w:b w:val="0"/>
+          <w:color w:val="6B7280"/>
+          <w:sz w:val="21"/>
+        </w:rPr>
+        <w:t xml:space="preserve">· </w:t>
+      </w:r>
+      <w:r>
+        <w:rPr w:rFonts="맑은 고딕">
+          <w:rFonts w:ascii="맑은 고딕" w:hAnsi="맑은 고딕" w:eastAsia="맑은 고딕"/>
+          <w:b/>
+          <w:color w:val="1F2937"/>
+          <w:sz w:val="21"/>
+        </w:rPr>
+        <w:t xml:space="preserve">소장 가치: </w:t>
+      </w:r>
+      <w:r>
+        <w:rPr w:rFonts="맑은 고딕">
+          <w:rFonts w:ascii="맑은 고딕" w:hAnsi="맑은 고딕" w:eastAsia="맑은 고딕"/>
+          <w:b w:val="0"/>
+          <w:sz w:val="21"/>
+        </w:rPr>
+        <w:t>유러피언 바로크 팝의 정점으로 꼽히는 작품이자 클래식과 팝의 가장 고결한 교집합을 담고 있어, 정통 LP 컬렉터라면 결코 놓쳐서는 안 될 절대적인 수집 가치를 지닙니다.</w:t>
+      </w:r>
+    </w:p>
+    <w:p>
+      <w:pPr>
+        <w:spacing w:line="324" w:lineRule="auto" w:after="120" w:before="160"/>
+      </w:pPr>
+      <w:r>
+        <w:rPr w:rFonts="맑은 고딕">
+          <w:rFonts w:ascii="맑은 고딕" w:hAnsi="맑은 고딕" w:eastAsia="맑은 고딕"/>
+          <w:b/>
+          <w:color w:val="4338CA"/>
+          <w:sz w:val="21"/>
+        </w:rPr>
+        <w:t>이 음반을 통해 클래식의 기품과 낭만주의의 우수가 빚어내어 전해주는 감동을 다시 한번 경험해 보시는 것은 어떨까요?</w:t>
       </w:r>
     </w:p>
     <w:sectPr>
       <w:pgSz w:w="12240" w:h="15840"/>
-      <w:pgMar w:top="1440" w:right="1440" w:bottom="1440" w:left="1440" w:header="720" w:footer="720" w:gutter="0"/>
+      <w:pgMar w:top="1152" w:right="1296" w:bottom="1152" w:left="1296" w:header="720" w:footer="720" w:gutter="0"/>
       <w:cols w:space="720"/>
       <w:docGrid w:linePitch="360"/>
     </w:sectPr>

--- a/word_reports/LP_0242_위치_178_Michel Polnareff_Michel P.docx
+++ b/word_reports/LP_0242_위치_178_Michel Polnareff_Michel P.docx
@@ -32,7 +32,7 @@
     </w:p>
     <w:p>
       <w:pPr>
-        <w:spacing w:line="324" w:lineRule="auto" w:before="80" w:after="160"/>
+        <w:spacing w:line="324" w:lineRule="auto" w:before="80" w:after="120"/>
       </w:pPr>
       <w:r>
         <w:rPr w:rFonts="맑은 고딕">
@@ -42,13 +42,6 @@
           <w:sz w:val="22"/>
         </w:rPr>
         <w:t xml:space="preserve">[음반 소개] </w:t>
-      </w:r>
-      <w:r>
-        <w:rPr w:rFonts="맑은 고딕">
-          <w:rFonts w:ascii="맑은 고딕" w:hAnsi="맑은 고딕" w:eastAsia="맑은 고딕"/>
-          <w:b w:val="0"/>
-          <w:sz w:val="21"/>
-        </w:rPr>
       </w:r>
     </w:p>
     <w:p>
@@ -61,7 +54,33 @@
           <w:b w:val="0"/>
           <w:sz w:val="21"/>
         </w:rPr>
-        <w:t>프랑스 대중음악의 지형도를 바꾼 천재적인 음유시인 미셸 폴나레프의 예술적 만개를 알리는 1968년 역작입니다. 클래식 음악의 엄격한 조형미와 60년대 사이키델릭 팝의 파격적인 실험성이 완벽한 서정의 균형을 이루며, 프렌치 팝이 도달할 수 있는 가장 우아하고도 처연한 미학을 선보입니다. 세밀하게 조율된 오케스트레이션과 폴나레프 특유의 투명하고도 유려한 미성이 어우러져, 듣는 이를 단숨에 낭만과 비극이 공존하는 환상적인 고전의 세계로 인도합니다. 반세기가 지난 오늘날에도 이 음반이 뿜어내는 기품과 선구자적 전율은 여전히 푸른 불꽃처럼 영롱하게 타오르고 있습니다.</w:t>
+        <w:t>1960년대 후반의 프랑스는 거대한 변혁의 기운으로 들끓고 있었습니다. 1968년 5월의 붉은 혁명과 자유에 대한 갈망이 파리의 거리를 뒤흔들던 그 격동의 시기, 미셸 폴나레프는 자신의 두 번째 정규 앨범인 본 작을 통해 프렌치 팝의 지평을 완전히 바꾸어 놓았습니다. 파리 국립고등음악원에서 피아노와 솔페주를 전공하며 다져진 클래식의 엄격한 골조 위에, 영미권의 사이키델릭 팝과 샹송 특유의 문학적 비장미를 이토록 유려하게 접목해 낸 예술가는 당대 유럽 어디에도 존재하지 않았습니다.</w:t>
+      </w:r>
+    </w:p>
+    <w:p>
+      <w:pPr>
+        <w:spacing w:line="324" w:lineRule="auto" w:after="120"/>
+      </w:pPr>
+      <w:r>
+        <w:rPr w:rFonts="맑은 고딕">
+          <w:rFonts w:ascii="맑은 고딕" w:hAnsi="맑은 고딕" w:eastAsia="맑은 고딕"/>
+          <w:b w:val="0"/>
+          <w:sz w:val="21"/>
+        </w:rPr>
+        <w:t>본 음반은 단순한 유행가의 나열이 아닌, 한 천재 음악가가 내면의 고뇌와 탐미주의적 환희를 교차시키며 축조한 하나의 거대한 음향적 대성당입니다. 음반의 포문을 여는 불멸의 명곡 'Le Bal des Laze'에서 뿜어져 나오는 파이프 오르간의 장엄한 울림과 처연한 멜로드라마는, 신분 격차로 인해 처형을 앞둔 사형수의 비극적 사랑을 서사시의 경지로 끌어올립니다. 그는 이 앨범을 통해 금기시되던 감정의 밑바닥을 가감 없이 드러내며, 사랑과 죽음, 반항과 순응의 경계를 넘나드는 독창적인 예술적 철학을 설파하였습니다.</w:t>
+      </w:r>
+    </w:p>
+    <w:p>
+      <w:pPr>
+        <w:spacing w:line="324" w:lineRule="auto" w:after="120"/>
+      </w:pPr>
+      <w:r>
+        <w:rPr w:rFonts="맑은 고딕">
+          <w:rFonts w:ascii="맑은 고딕" w:hAnsi="맑은 고딕" w:eastAsia="맑은 고딕"/>
+          <w:b w:val="0"/>
+          <w:sz w:val="21"/>
+        </w:rPr>
+        <w:t>반세기가 훌쩍 지난 오늘날에도 이 음반이 지닌 생명력은 결코 바래지 않습니다. 오케스트레이션의 세련된 편곡과 영혼을 관통하는 듯한 폴나레프 특유의 미성, 그리고 애잔한 멜로디의 궤적은 디지털 음원으로는 결코 온전히 담아낼 수 없는 아날로그 특유의 서정적 잔향을 품고 있습니다. 청년의 열정과 예술적 야심이 가장 찬란하게 빛나던 순간에 포착된 본 작은, 팝 음악이 도달할 수 있는 가장 우아하고도 파격적인 미학의 정수를 여실히 증명하고 있습니다.</w:t>
       </w:r>
     </w:p>
     <w:p>
@@ -168,7 +187,7 @@
           <w:b w:val="0"/>
           <w:sz w:val="21"/>
         </w:rPr>
-        <w:t>1968년 프랑스 디스크 아젤(Disc'AZ) 레이블을 통해 발표되었으며, 그의 대표 걸작인 &lt;Le Bal des Laze&gt;를 주축으로 구성되어 프렌치 팝의 경계를 확장한 기념비적 정규 2집 앨범입니다.</w:t>
+        <w:t>1968년 프랑스 Disc'AZ 레이블을 통해 발매된 미셸 폴나레프의 정규 2집으로, 그의 음악적 원숙미와 바로크 팝의 정점을 기록한 명반</w:t>
       </w:r>
     </w:p>
     <w:p>
@@ -199,7 +218,7 @@
           <w:b w:val="0"/>
           <w:sz w:val="21"/>
         </w:rPr>
-        <w:t>발매 직후 프랑스를 비롯한 유럽 전역의 음반 차트 최상위권에 오르며 상업적 대성공을 거두었고, 특히 타이틀곡은 골드 레코드 이상의 파급력을 기록하며 그를 거장의 반열에 올려놓았습니다.</w:t>
+        <w:t>발매 직후 프랑스 앨범 차트 최상위권을 석권하였으며, 타이틀 격인 수록곡 'Le Bal des Laze'는 유럽 전역과 일본 등지에서 폭발적인 반응을 얻으며 골드 레코드 기록</w:t>
       </w:r>
     </w:p>
     <w:p>
@@ -230,7 +249,7 @@
           <w:b w:val="0"/>
           <w:sz w:val="21"/>
         </w:rPr>
-        <w:t>유서 깊은 프랑스 아카데미 샤를 크로(Académie Charles-Cros) 등 유수 평단으로부터 파격적인 작곡 기법과 시적 가사성에 대한 찬사를 한 몸에 받으며 음악적 권위를 공인받았습니다.</w:t>
+        <w:t>프랑스 대중음악 비평가 협회의 극찬 및 르 몽드(Le Monde), 롤링 스톤(Rolling Stone France) 등 유수 매체에서 '프렌치 팝 역사상 가장 위대한 앨범' 중 하나로 선정</w:t>
       </w:r>
     </w:p>
     <w:p>
@@ -337,7 +356,7 @@
           <w:b w:val="0"/>
           <w:sz w:val="21"/>
         </w:rPr>
-        <w:t>솔로 (Solo)</w:t>
+        <w:t>솔로</w:t>
       </w:r>
     </w:p>
     <w:p>
@@ -368,7 +387,7 @@
           <w:b w:val="0"/>
           <w:sz w:val="21"/>
         </w:rPr>
-        <w:t>클래식 피아니스트로서의 정규 교육을 바탕으로 록, 샹송, 바로크 음악을 독창적으로 융합해 낸 프랑스 대중음악사 최고의 혁신가이자 싱어송라이터입니다. 중성적이면서도 영롱한 보이스와 파격적인 비주얼, 천재적인 멜로디 감각으로 전 세계 음악 애호가들에게 깊은 영감을 안겨준 팝의 거장입니다.</w:t>
+        <w:t>클래식 명문가에서 태어나 파리 국립고등음악원을 수석 졸업한 클래식 수재이자, 샹송의 문학성과 영미 록/팝의 혁신을 융합한 프랑스 대중음악의 전설입니다. 선글라스와 컬이 들어간 백발이라는 파격적인 비주얼, 천재적인 작곡 역량과 가성을 넘나드는 유려한 가창으로 유럽 음악계에 거대한 족적을 남겼습니다.</w:t>
       </w:r>
     </w:p>
     <w:p>
@@ -413,7 +432,7 @@
           <w:b w:val="0"/>
           <w:sz w:val="21"/>
         </w:rPr>
-        <w:t>단순한 예예(Yé-yé) 풍의 틴에이저 팝을 넘어, 바로크 팝과 사이키델릭 록, 클래식 화성학을 접목해 샹송을 진정한 현대 예술로 승화시킨 음반사적 명반입니다. 오르간과 챔버 앙상블, 전자음이 유기적으로 직조된 사운드는 당대 비틀스나 비치 보이스의 스튜디오 실험에 비견될 만한 높은 완성도를 보여줍니다.</w:t>
+        <w:t>클래시컬한 대위법과 파이프 오르간, 오케스트라 사운드를 팝 음악의 형식 속에 완벽히 용해시킨 바로크 팝의 금자탑입니다. 프렌치 샹송을 현대적 아트 팝의 경지로 승격시킨 음악사적 전환점으로 평가받습니다.</w:t>
       </w:r>
     </w:p>
     <w:p>
@@ -444,7 +463,7 @@
           <w:b w:val="0"/>
           <w:sz w:val="21"/>
         </w:rPr>
-        <w:t>1968년 5월 혁명 전후의 격동과 방황, 자유와 낭만을 갈망하던 당대 청년들의 복합적인 정서가 이 음반의 선율 속에 짙게 투영되어 있습니다. 귀족적 격식에 대한 저항과 낭만적 비극성이 공존하는 서사는 시대의 불안을 예술적 카타르시스로 승화시킨 젊은 영혼의 초상과도 같습니다.</w:t>
+        <w:t>1968년 5월 혁명 전후의 불안과 자유를 향한 갈망이 공존하던 시기, 전통적인 프랑스 기성세대의 도덕관에 맞서 청춘들이 품었던 낭만적 반항과 실존적 고독의 공기가 깊게 배어 있습니다.</w:t>
       </w:r>
     </w:p>
     <w:p>
@@ -489,7 +508,7 @@
           <w:b w:val="0"/>
           <w:sz w:val="21"/>
         </w:rPr>
-        <w:t>장엄한 파이프 오르간과 절절한 비극의 서사가 압도적인 감동을 자아내는 명곡 &lt;Le Bal des Laze&gt;를 필두로, 유려한 멜로디 라인이 애잔하게 흐르는 &lt;Jour après jour&gt;, 경쾌한 리듬 속에 위트와 독창성을 담아낸 &lt;Le roi des fourmis&gt; 등 다채로운 감정의 결을 담아낸 수작들이 즐비합니다.</w:t>
+        <w:t>장엄한 파이프 오르간 인트로와 극적인 서사로 청자를 압도하는 'Le Bal des Laze', 폴나레프의 여리고 서정적인 보컬이 돋보이는 'Âme câline', 시간의 덧없음을 담담하고 아름다운 피아노 선율로 노래한 'Jour après jour' 등 수록곡 전반에 걸쳐 고전미와 실험성이 완벽한 조화를 이룹니다.</w:t>
       </w:r>
     </w:p>
     <w:p>
@@ -520,7 +539,7 @@
           <w:b w:val="0"/>
           <w:sz w:val="21"/>
         </w:rPr>
-        <w:t>진공관 앰프의 온기 어린 질감과 턴테이블의 아날로그 바늘을 통해 들을 때, &lt;Le Bal des Laze&gt;의 웅장한 오르간 저역과 폴나레프의 섬세한 가성이 공간을 가득 채우는 입체적인 공명감을 느낄 수 있습니다. 정숙한 환경에서 볼륨을 정중히 올리고, 그루브를 긁는 따뜻한 소릿골의 울림 속에서 60년대 프랑스 스튜디오의 호화로운 공간감을 음미하시길 권합니다.</w:t>
+        <w:t>진공관 앰프의 온기가 더해진 턴테이블 시스템으로 감상할 때 그 진가가 드러납니다. 묵직하게 깔리는 오르간의 저역과 공간을 가르는 폴나레프의 섬세한 고음이 소리골을 타고 흐르며, 콘서트홀에 홀로 앉아 있는 듯한 웅장하고 깊은 잔향감을 선사합니다.</w:t>
       </w:r>
     </w:p>
     <w:p>
@@ -551,7 +570,7 @@
           <w:b w:val="0"/>
           <w:sz w:val="21"/>
         </w:rPr>
-        <w:t>유러피언 바로크 팝의 정점으로 꼽히는 작품이자 클래식과 팝의 가장 고결한 교집합을 담고 있어, 정통 LP 컬렉터라면 결코 놓쳐서는 안 될 절대적인 수집 가치를 지닙니다.</w:t>
+        <w:t>1960년대 유러피언 팝 아트의 절정을 담아낸 역사적 사료이자, 오리지널 아날로그 사운드의 미학적 깊이를 만끽할 수 있는 컬렉터 필수 소장 음반입니다.</w:t>
       </w:r>
     </w:p>
     <w:p>
@@ -565,7 +584,7 @@
           <w:color w:val="4338CA"/>
           <w:sz w:val="21"/>
         </w:rPr>
-        <w:t>이 음반을 통해 클래식의 기품과 낭만주의의 우수가 빚어내어 전해주는 감동을 다시 한번 경험해 보시는 것은 어떨까요?</w:t>
+        <w:t>이 음반을 통해 격동의 시대를 관통하며 피어난 미셸 폴나레프의 낭만과 비장미가 전해주는 감동을 다시 한번 경험해 보시는 것은 어떨까요?</w:t>
       </w:r>
     </w:p>
     <w:sectPr>
